--- a/Delivery/V1_PRIME PICK TRADERS LTD_Umbra Prime(game)/Docx/Umbra Prime_play-console-help.docx
+++ b/Delivery/V1_PRIME PICK TRADERS LTD_Umbra Prime(game)/Docx/Umbra Prime_play-console-help.docx
@@ -3947,7 +3947,7 @@
         <w:spacing w:after="70" w:line="290"/>
       </w:pPr>
       <w:r>
-        <w:t xml:space="preserve">Release name: 1.0.0 (1). Release notes: from the description document.</w:t>
+        <w:t xml:space="preserve">Release name: 1.0.0 (2). Release notes: from the description document.</w:t>
       </w:r>
     </w:p>
     <w:p>
@@ -4190,7 +4190,7 @@
               <w:rPr>
                 <w:color w:val="1F2A24"/>
               </w:rPr>
-              <w:t xml:space="preserve">1.0.0 (versionCode 1)</w:t>
+              <w:t xml:space="preserve">1.0.0 (versionCode 2)</w:t>
             </w:r>
           </w:p>
         </w:tc>
